--- a/templates/MSA_v250321.docx
+++ b/templates/MSA_v250321.docx
@@ -11398,11 +11398,11 @@
     </w:p>
     <w:tbl>
       <w:tblPr>
+        <w:tblStyle w:val="1103"/>
         <w:tblInd w:w="720" w:type="dxa"/>
         <w:tblW w:w="8995" w:type="dxa"/>
         <w:tblBorders/>
         <w:tblLook w:val="04A0" w:firstRow="1" w:lastRow="0" w:firstColumn="1" w:lastColumn="0" w:noHBand="0" w:noVBand="1"/>
-        <w:tblStyle w:val="1103"/>
       </w:tblPr>
       <w:tblGrid>
         <w:gridCol w:w="1705"/>
@@ -16229,13 +16229,19 @@
         <w:t xml:space="preserve">Application Season: 202</w:t>
       </w:r>
       <w:r>
-        <w:t xml:space="preserve">5</w:t>
+        <w:rPr>
+          <w:lang w:val="ru-RU"/>
+        </w:rPr>
+        <w:t xml:space="preserve">6</w:t>
       </w:r>
       <w:r>
         <w:t xml:space="preserve">-202</w:t>
       </w:r>
       <w:r>
-        <w:t xml:space="preserve">6</w:t>
+        <w:rPr>
+          <w:lang w:val="ru-RU"/>
+        </w:rPr>
+        <w:t xml:space="preserve">7</w:t>
       </w:r>
       <w:r/>
     </w:p>
@@ -16268,6 +16274,11 @@
           <w:highlight w:val="white"/>
         </w:rPr>
       </w:r>
+      <w:r>
+        <w:rPr>
+          <w:highlight w:val="white"/>
+        </w:rPr>
+      </w:r>
     </w:p>
     <w:p>
       <w:pPr>
@@ -16289,6 +16300,11 @@
           <w:highlight w:val="white"/>
         </w:rPr>
         <w:t xml:space="preserve">Insert date</w:t>
+      </w:r>
+      <w:r>
+        <w:rPr>
+          <w:highlight w:val="white"/>
+        </w:rPr>
       </w:r>
       <w:r>
         <w:rPr>
@@ -20076,7 +20092,7 @@
     <w:lvl w:ilvl="1">
       <w:isLgl w:val="false"/>
       <w:lvlJc w:val="left"/>
-      <w:lvlText/>
+      <w:lvlText w:val=""/>
       <w:numFmt w:val="none"/>
       <w:pPr>
         <w:pBdr/>
@@ -20094,7 +20110,7 @@
     <w:lvl w:ilvl="2">
       <w:isLgl w:val="false"/>
       <w:lvlJc w:val="left"/>
-      <w:lvlText/>
+      <w:lvlText w:val=""/>
       <w:numFmt w:val="none"/>
       <w:pPr>
         <w:pBdr/>
@@ -20112,7 +20128,7 @@
     <w:lvl w:ilvl="3">
       <w:isLgl w:val="false"/>
       <w:lvlJc w:val="left"/>
-      <w:lvlText/>
+      <w:lvlText w:val=""/>
       <w:numFmt w:val="none"/>
       <w:pPr>
         <w:pBdr/>
@@ -20130,7 +20146,7 @@
     <w:lvl w:ilvl="4">
       <w:isLgl w:val="false"/>
       <w:lvlJc w:val="left"/>
-      <w:lvlText/>
+      <w:lvlText w:val=""/>
       <w:numFmt w:val="none"/>
       <w:pPr>
         <w:pBdr/>
@@ -20148,7 +20164,7 @@
     <w:lvl w:ilvl="5">
       <w:isLgl w:val="false"/>
       <w:lvlJc w:val="left"/>
-      <w:lvlText/>
+      <w:lvlText w:val=""/>
       <w:numFmt w:val="none"/>
       <w:pPr>
         <w:pBdr/>
@@ -20166,7 +20182,7 @@
     <w:lvl w:ilvl="6">
       <w:isLgl w:val="false"/>
       <w:lvlJc w:val="left"/>
-      <w:lvlText/>
+      <w:lvlText w:val=""/>
       <w:numFmt w:val="none"/>
       <w:pPr>
         <w:pBdr/>
@@ -20184,7 +20200,7 @@
     <w:lvl w:ilvl="7">
       <w:isLgl w:val="false"/>
       <w:lvlJc w:val="left"/>
-      <w:lvlText/>
+      <w:lvlText w:val=""/>
       <w:numFmt w:val="none"/>
       <w:pPr>
         <w:pBdr/>
@@ -20202,7 +20218,7 @@
     <w:lvl w:ilvl="8">
       <w:isLgl w:val="false"/>
       <w:lvlJc w:val="left"/>
-      <w:lvlText/>
+      <w:lvlText w:val=""/>
       <w:numFmt w:val="none"/>
       <w:pPr>
         <w:pBdr/>
@@ -20236,7 +20252,7 @@
     <w:lvl w:ilvl="1">
       <w:isLgl w:val="false"/>
       <w:lvlJc w:val="left"/>
-      <w:lvlText/>
+      <w:lvlText w:val=""/>
       <w:numFmt w:val="bullet"/>
       <w:pPr>
         <w:pBdr/>
@@ -20250,7 +20266,7 @@
     <w:lvl w:ilvl="2">
       <w:isLgl w:val="false"/>
       <w:lvlJc w:val="left"/>
-      <w:lvlText/>
+      <w:lvlText w:val=""/>
       <w:numFmt w:val="bullet"/>
       <w:pPr>
         <w:pBdr/>
@@ -20264,7 +20280,7 @@
     <w:lvl w:ilvl="3">
       <w:isLgl w:val="false"/>
       <w:lvlJc w:val="left"/>
-      <w:lvlText/>
+      <w:lvlText w:val=""/>
       <w:numFmt w:val="bullet"/>
       <w:pPr>
         <w:pBdr/>
@@ -20278,7 +20294,7 @@
     <w:lvl w:ilvl="4">
       <w:isLgl w:val="false"/>
       <w:lvlJc w:val="left"/>
-      <w:lvlText/>
+      <w:lvlText w:val=""/>
       <w:numFmt w:val="bullet"/>
       <w:pPr>
         <w:pBdr/>
@@ -20292,7 +20308,7 @@
     <w:lvl w:ilvl="5">
       <w:isLgl w:val="false"/>
       <w:lvlJc w:val="left"/>
-      <w:lvlText/>
+      <w:lvlText w:val=""/>
       <w:numFmt w:val="bullet"/>
       <w:pPr>
         <w:pBdr/>
@@ -20306,7 +20322,7 @@
     <w:lvl w:ilvl="6">
       <w:isLgl w:val="false"/>
       <w:lvlJc w:val="left"/>
-      <w:lvlText/>
+      <w:lvlText w:val=""/>
       <w:numFmt w:val="bullet"/>
       <w:pPr>
         <w:pBdr/>
@@ -20320,7 +20336,7 @@
     <w:lvl w:ilvl="7">
       <w:isLgl w:val="false"/>
       <w:lvlJc w:val="left"/>
-      <w:lvlText/>
+      <w:lvlText w:val=""/>
       <w:numFmt w:val="bullet"/>
       <w:pPr>
         <w:pBdr/>
@@ -20334,7 +20350,7 @@
     <w:lvl w:ilvl="8">
       <w:isLgl w:val="false"/>
       <w:lvlJc w:val="left"/>
-      <w:lvlText/>
+      <w:lvlText w:val=""/>
       <w:numFmt w:val="bullet"/>
       <w:pPr>
         <w:pBdr/>
@@ -20981,7 +20997,7 @@
     <w:lvl w:ilvl="1">
       <w:isLgl w:val="false"/>
       <w:lvlJc w:val="left"/>
-      <w:lvlText/>
+      <w:lvlText w:val=""/>
       <w:numFmt w:val="bullet"/>
       <w:pPr>
         <w:pBdr/>
@@ -20995,7 +21011,7 @@
     <w:lvl w:ilvl="2">
       <w:isLgl w:val="false"/>
       <w:lvlJc w:val="left"/>
-      <w:lvlText/>
+      <w:lvlText w:val=""/>
       <w:numFmt w:val="bullet"/>
       <w:pPr>
         <w:pBdr/>
@@ -21009,7 +21025,7 @@
     <w:lvl w:ilvl="3">
       <w:isLgl w:val="false"/>
       <w:lvlJc w:val="left"/>
-      <w:lvlText/>
+      <w:lvlText w:val=""/>
       <w:numFmt w:val="bullet"/>
       <w:pPr>
         <w:pBdr/>
@@ -21023,7 +21039,7 @@
     <w:lvl w:ilvl="4">
       <w:isLgl w:val="false"/>
       <w:lvlJc w:val="left"/>
-      <w:lvlText/>
+      <w:lvlText w:val=""/>
       <w:numFmt w:val="bullet"/>
       <w:pPr>
         <w:pBdr/>
@@ -21037,7 +21053,7 @@
     <w:lvl w:ilvl="5">
       <w:isLgl w:val="false"/>
       <w:lvlJc w:val="left"/>
-      <w:lvlText/>
+      <w:lvlText w:val=""/>
       <w:numFmt w:val="bullet"/>
       <w:pPr>
         <w:pBdr/>
@@ -21051,7 +21067,7 @@
     <w:lvl w:ilvl="6">
       <w:isLgl w:val="false"/>
       <w:lvlJc w:val="left"/>
-      <w:lvlText/>
+      <w:lvlText w:val=""/>
       <w:numFmt w:val="bullet"/>
       <w:pPr>
         <w:pBdr/>
@@ -21065,7 +21081,7 @@
     <w:lvl w:ilvl="7">
       <w:isLgl w:val="false"/>
       <w:lvlJc w:val="left"/>
-      <w:lvlText/>
+      <w:lvlText w:val=""/>
       <w:numFmt w:val="bullet"/>
       <w:pPr>
         <w:pBdr/>
@@ -21079,7 +21095,7 @@
     <w:lvl w:ilvl="8">
       <w:isLgl w:val="false"/>
       <w:lvlJc w:val="left"/>
-      <w:lvlText/>
+      <w:lvlText w:val=""/>
       <w:numFmt w:val="bullet"/>
       <w:pPr>
         <w:pBdr/>
@@ -23643,7 +23659,7 @@
     <w:lvl w:ilvl="1">
       <w:isLgl w:val="false"/>
       <w:lvlJc w:val="left"/>
-      <w:lvlText/>
+      <w:lvlText w:val=""/>
       <w:numFmt w:val="bullet"/>
       <w:pPr>
         <w:pBdr/>
@@ -23657,7 +23673,7 @@
     <w:lvl w:ilvl="2">
       <w:isLgl w:val="false"/>
       <w:lvlJc w:val="left"/>
-      <w:lvlText/>
+      <w:lvlText w:val=""/>
       <w:numFmt w:val="bullet"/>
       <w:pPr>
         <w:pBdr/>
@@ -23671,7 +23687,7 @@
     <w:lvl w:ilvl="3">
       <w:isLgl w:val="false"/>
       <w:lvlJc w:val="left"/>
-      <w:lvlText/>
+      <w:lvlText w:val=""/>
       <w:numFmt w:val="bullet"/>
       <w:pPr>
         <w:pBdr/>
@@ -23685,7 +23701,7 @@
     <w:lvl w:ilvl="4">
       <w:isLgl w:val="false"/>
       <w:lvlJc w:val="left"/>
-      <w:lvlText/>
+      <w:lvlText w:val=""/>
       <w:numFmt w:val="bullet"/>
       <w:pPr>
         <w:pBdr/>
@@ -23699,7 +23715,7 @@
     <w:lvl w:ilvl="5">
       <w:isLgl w:val="false"/>
       <w:lvlJc w:val="left"/>
-      <w:lvlText/>
+      <w:lvlText w:val=""/>
       <w:numFmt w:val="bullet"/>
       <w:pPr>
         <w:pBdr/>
@@ -23713,7 +23729,7 @@
     <w:lvl w:ilvl="6">
       <w:isLgl w:val="false"/>
       <w:lvlJc w:val="left"/>
-      <w:lvlText/>
+      <w:lvlText w:val=""/>
       <w:numFmt w:val="bullet"/>
       <w:pPr>
         <w:pBdr/>
@@ -23727,7 +23743,7 @@
     <w:lvl w:ilvl="7">
       <w:isLgl w:val="false"/>
       <w:lvlJc w:val="left"/>
-      <w:lvlText/>
+      <w:lvlText w:val=""/>
       <w:numFmt w:val="bullet"/>
       <w:pPr>
         <w:pBdr/>
@@ -23741,7 +23757,7 @@
     <w:lvl w:ilvl="8">
       <w:isLgl w:val="false"/>
       <w:lvlJc w:val="left"/>
-      <w:lvlText/>
+      <w:lvlText w:val=""/>
       <w:numFmt w:val="bullet"/>
       <w:pPr>
         <w:pBdr/>
@@ -24251,7 +24267,7 @@
     <w:lvl w:ilvl="2">
       <w:isLgl w:val="false"/>
       <w:lvlJc w:val="left"/>
-      <w:lvlText/>
+      <w:lvlText w:val=""/>
       <w:numFmt w:val="none"/>
       <w:pPr>
         <w:pBdr/>
@@ -24268,7 +24284,7 @@
     <w:lvl w:ilvl="3">
       <w:isLgl w:val="false"/>
       <w:lvlJc w:val="left"/>
-      <w:lvlText/>
+      <w:lvlText w:val=""/>
       <w:numFmt w:val="none"/>
       <w:pPr>
         <w:pBdr/>
@@ -24285,7 +24301,7 @@
     <w:lvl w:ilvl="4">
       <w:isLgl w:val="false"/>
       <w:lvlJc w:val="left"/>
-      <w:lvlText/>
+      <w:lvlText w:val=""/>
       <w:numFmt w:val="none"/>
       <w:pPr>
         <w:pBdr/>
@@ -24302,7 +24318,7 @@
     <w:lvl w:ilvl="5">
       <w:isLgl w:val="false"/>
       <w:lvlJc w:val="left"/>
-      <w:lvlText/>
+      <w:lvlText w:val=""/>
       <w:numFmt w:val="none"/>
       <w:pPr>
         <w:pBdr/>
@@ -24319,7 +24335,7 @@
     <w:lvl w:ilvl="6">
       <w:isLgl w:val="false"/>
       <w:lvlJc w:val="left"/>
-      <w:lvlText/>
+      <w:lvlText w:val=""/>
       <w:numFmt w:val="none"/>
       <w:pPr>
         <w:pBdr/>
@@ -24336,7 +24352,7 @@
     <w:lvl w:ilvl="7">
       <w:isLgl w:val="false"/>
       <w:lvlJc w:val="left"/>
-      <w:lvlText/>
+      <w:lvlText w:val=""/>
       <w:numFmt w:val="none"/>
       <w:pPr>
         <w:pBdr/>
@@ -24353,7 +24369,7 @@
     <w:lvl w:ilvl="8">
       <w:isLgl w:val="false"/>
       <w:lvlJc w:val="left"/>
-      <w:lvlText/>
+      <w:lvlText w:val=""/>
       <w:numFmt w:val="none"/>
       <w:pPr>
         <w:pBdr/>
@@ -24798,7 +24814,7 @@
     <w:lvl w:ilvl="1">
       <w:isLgl w:val="false"/>
       <w:lvlJc w:val="left"/>
-      <w:lvlText/>
+      <w:lvlText w:val=""/>
       <w:numFmt w:val="bullet"/>
       <w:pPr>
         <w:pBdr/>
@@ -24812,7 +24828,7 @@
     <w:lvl w:ilvl="2">
       <w:isLgl w:val="false"/>
       <w:lvlJc w:val="left"/>
-      <w:lvlText/>
+      <w:lvlText w:val=""/>
       <w:numFmt w:val="bullet"/>
       <w:pPr>
         <w:pBdr/>
@@ -24826,7 +24842,7 @@
     <w:lvl w:ilvl="3">
       <w:isLgl w:val="false"/>
       <w:lvlJc w:val="left"/>
-      <w:lvlText/>
+      <w:lvlText w:val=""/>
       <w:numFmt w:val="bullet"/>
       <w:pPr>
         <w:pBdr/>
@@ -24840,7 +24856,7 @@
     <w:lvl w:ilvl="4">
       <w:isLgl w:val="false"/>
       <w:lvlJc w:val="left"/>
-      <w:lvlText/>
+      <w:lvlText w:val=""/>
       <w:numFmt w:val="bullet"/>
       <w:pPr>
         <w:pBdr/>
@@ -24854,7 +24870,7 @@
     <w:lvl w:ilvl="5">
       <w:isLgl w:val="false"/>
       <w:lvlJc w:val="left"/>
-      <w:lvlText/>
+      <w:lvlText w:val=""/>
       <w:numFmt w:val="bullet"/>
       <w:pPr>
         <w:pBdr/>
@@ -24868,7 +24884,7 @@
     <w:lvl w:ilvl="6">
       <w:isLgl w:val="false"/>
       <w:lvlJc w:val="left"/>
-      <w:lvlText/>
+      <w:lvlText w:val=""/>
       <w:numFmt w:val="bullet"/>
       <w:pPr>
         <w:pBdr/>
@@ -24882,7 +24898,7 @@
     <w:lvl w:ilvl="7">
       <w:isLgl w:val="false"/>
       <w:lvlJc w:val="left"/>
-      <w:lvlText/>
+      <w:lvlText w:val=""/>
       <w:numFmt w:val="bullet"/>
       <w:pPr>
         <w:pBdr/>
@@ -24896,7 +24912,7 @@
     <w:lvl w:ilvl="8">
       <w:isLgl w:val="false"/>
       <w:lvlJc w:val="left"/>
-      <w:lvlText/>
+      <w:lvlText w:val=""/>
       <w:numFmt w:val="bullet"/>
       <w:pPr>
         <w:pBdr/>
